--- a/ky/discovery-articles/3.9 Электр жарыгы.docx
+++ b/ky/discovery-articles/3.9 Электр жарыгы.docx
@@ -4,580 +4,386 @@
   <w:body>
     <w:p>
       <w:pPr>
-        <w:keepNext/>
-        <w:spacing w:before="280" w:after="120"/>
+        <w:pStyle w:val="Title"/>
+        <w:widowControl/>
       </w:pPr>
       <w:r>
-        <w:rPr>
-          <w:rFonts w:ascii="Calibri" w:hAnsi="Calibri" w:eastAsia="Calibri"/>
-          <w:b/>
-          <w:i w:val="0"/>
-          <w:color w:val="004E8C"/>
-          <w:sz w:val="44"/>
-        </w:rPr>
         <w:t>3.9 Электр жарыгы</w:t>
       </w:r>
     </w:p>
     <w:p>
       <w:pPr>
-        <w:spacing w:after="80"/>
+        <w:keepNext/>
+        <w:widowControl/>
       </w:pPr>
       <w:r>
         <w:rPr>
-          <w:rFonts w:ascii="Calibri" w:hAnsi="Calibri" w:eastAsia="Calibri"/>
-          <w:b w:val="0"/>
-          <w:i/>
-          <w:color w:val="505050"/>
-          <w:sz w:val="22"/>
+          <w:sz w:val="20"/>
         </w:rPr>
-        <w:t>3. Өнөр жай, энергетика жана транспорт</w:t>
-      </w:r>
-    </w:p>
-    <w:p>
-      <w:pPr>
-        <w:spacing w:after="200"/>
-      </w:pPr>
-      <w:r>
-        <w:rPr>
-          <w:rFonts w:ascii="Calibri" w:hAnsi="Calibri" w:eastAsia="Calibri"/>
-          <w:b w:val="0"/>
-          <w:i/>
-          <w:sz w:val="22"/>
-        </w:rPr>
-        <w:t>Мезгил: XIX кылымдын башы чен (жаа лампалары); 1870–1880-жылдар (иш жүзүндө жарамдуу кызытма лампа тутумдары) | Негизги өкүлдөр: Хэмфри Дэви (электр жаасы); Жозеф Суон; Томас Эдисон; лампа жана генератор боюнча катар иштеген көптөгөн ойлоп табуучулар</w:t>
-      </w:r>
-    </w:p>
-    <w:p>
-      <w:pPr>
-        <w:spacing w:after="160" w:line="276" w:lineRule="auto"/>
-      </w:pPr>
-      <w:r>
-        <w:rPr>
-          <w:rFonts w:ascii="Calibri" w:hAnsi="Calibri" w:eastAsia="Calibri"/>
-          <w:b w:val="0"/>
-          <w:i w:val="0"/>
-          <w:sz w:val="22"/>
-        </w:rPr>
-        <w:t>Электр жарыгы токту пайдалуу нурга айлантат: алгач көз уялткан жаа лампалары, кийин бөлмөгө ылайыктуу жумшак жарык берген лампалар пайда болгон. Ал адамдардын ишин күн баткандан кийин да улантып, көчө, фабрика жана үйдүн көрүнүшүн өзгөрткөн.</w:t>
+        <w:t>3. Өнөр жай, энергия жана транспорт</w:t>
       </w:r>
     </w:p>
     <w:p>
       <w:pPr>
         <w:keepNext/>
-        <w:spacing w:before="240" w:after="120"/>
+        <w:widowControl/>
       </w:pPr>
       <w:r>
         <w:rPr>
-          <w:rFonts w:ascii="Calibri" w:hAnsi="Calibri" w:eastAsia="Calibri"/>
-          <w:b/>
-          <w:i w:val="0"/>
-          <w:color w:val="004E8C"/>
-          <w:sz w:val="28"/>
+          <w:sz w:val="20"/>
         </w:rPr>
-        <w:t>Негизги фактылар</w:t>
+        <w:t>Мезгил: XIX кылымдын башы (жаа лампалары); 1870–1880-жылдар (ишке жарамдуу ысытуу лампаларынын системалары) | Негизги салым кошкондор: Хэмфри Дэви (жаа жарыгы); Жозеф Суон; Томас Эдисон; көптөгөн башка лампа жана динамо ойлоп табуучулары</w:t>
+      </w:r>
+    </w:p>
+    <w:p>
+      <w:pPr>
+        <w:widowControl/>
+      </w:pPr>
+      <w:r>
+        <w:t>Электр жарыгы токту пайдалуу нурга айландырат: адегенде өтө жарык жаа лампалары, кийин бөлмөгө ылайык жумшагыраак жарык берген лампалар чыккан. Ал күн баткандан кийинки ишти узартып, көчөлөрдү, фабрикаларды жана үйлөрдү өзгөрткөн.</w:t>
+      </w:r>
+    </w:p>
+    <w:p>
+      <w:pPr>
+        <w:pStyle w:val="Heading1"/>
+        <w:widowControl/>
+      </w:pPr>
+      <w:r>
+        <w:t>Негизги маалыматтар</w:t>
       </w:r>
     </w:p>
     <w:p>
       <w:pPr>
         <w:pStyle w:val="ListBullet"/>
+        <w:widowControl/>
       </w:pPr>
       <w:r>
-        <w:rPr>
-          <w:rFonts w:ascii="Calibri" w:hAnsi="Calibri" w:eastAsia="Calibri"/>
-          <w:b w:val="0"/>
-          <w:i w:val="0"/>
-          <w:sz w:val="22"/>
-        </w:rPr>
-        <w:t>Үй лампаларынан ондогон жыл мурда айрым коомдук жайлар электр жаасы менен жарыктандырылган</w:t>
+        <w:t>Электр жаа лампалары үй лампаларынан ондогон жыл мурда айрым коомдук жайларды жарыктандырган.</w:t>
       </w:r>
     </w:p>
     <w:p>
       <w:pPr>
         <w:pStyle w:val="ListBullet"/>
+        <w:widowControl/>
       </w:pPr>
       <w:r>
-        <w:rPr>
-          <w:rFonts w:ascii="Calibri" w:hAnsi="Calibri" w:eastAsia="Calibri"/>
-          <w:b w:val="0"/>
-          <w:i w:val="0"/>
-          <w:sz w:val="22"/>
-        </w:rPr>
-        <w:t>Жозеф Суон менен Томас Эдисон 1878–1880-жылдар ченинде көмүр жипчелүү ишенимдүү кызытма лампаларды иштеп чыгышкан</w:t>
+        <w:t>Жозеф Суон менен Томас Эдисон болжол менен 1878–1880-жылдары көмүртек жипчелүү ишке жарамдуу ысытуу лампаларын өнүктүргөн.</w:t>
       </w:r>
     </w:p>
     <w:p>
       <w:pPr>
         <w:pStyle w:val="ListBullet"/>
+        <w:widowControl/>
       </w:pPr>
       <w:r>
-        <w:rPr>
-          <w:rFonts w:ascii="Calibri" w:hAnsi="Calibri" w:eastAsia="Calibri"/>
-          <w:b w:val="0"/>
-          <w:i w:val="0"/>
-          <w:sz w:val="22"/>
-        </w:rPr>
-        <w:t>Эдисондун Перл-стрит станциясы (1882-жыл) жарыктандыруу үчүн борборлоштурулган өндүрүш менен бөлүштүрүүнү айкалыштырган</w:t>
+        <w:t>Эдисондун Перл-стрит станциясы (1882-жыл) борбордук өндүрүү менен жарыкка электр бөлүштүрүүнү көрсөткөн.</w:t>
       </w:r>
     </w:p>
     <w:p>
       <w:pPr>
         <w:pStyle w:val="ListBullet"/>
+        <w:widowControl/>
       </w:pPr>
       <w:r>
-        <w:rPr>
-          <w:rFonts w:ascii="Calibri" w:hAnsi="Calibri" w:eastAsia="Calibri"/>
-          <w:b w:val="0"/>
-          <w:i w:val="0"/>
-          <w:sz w:val="22"/>
-        </w:rPr>
-        <w:t>Жипче, вакуумдуу айнек колба, кийин вольфрам, флуоресценттик жана LED булактары жарыктын натыйжалуулугун жогорулаткан</w:t>
+        <w:t>Жипчелер, вакуумдуу айнек колбалар, кийин вольфрам, люминесценттик жана жарык диоддуу булактар натыйжалуулукту жакшырткан.</w:t>
       </w:r>
     </w:p>
     <w:p>
       <w:pPr>
         <w:pStyle w:val="ListBullet"/>
+        <w:widowControl/>
       </w:pPr>
       <w:r>
-        <w:rPr>
-          <w:rFonts w:ascii="Calibri" w:hAnsi="Calibri" w:eastAsia="Calibri"/>
-          <w:b w:val="0"/>
-          <w:i w:val="0"/>
-          <w:sz w:val="22"/>
-        </w:rPr>
-        <w:t>Электр жарыгы түнкү шаарды, нөөмөттүү эмгекти жана үйдөгү коопсуз кечки убакытты жараткан</w:t>
+        <w:t>Электр жарыгы түнкү шаарларды, нөөмөт ишин жана үйдөгү коопсузураак кечтерди алып келген.</w:t>
       </w:r>
     </w:p>
     <w:p>
       <w:pPr>
-        <w:keepNext/>
-        <w:spacing w:before="240" w:after="120"/>
+        <w:pStyle w:val="Heading1"/>
+        <w:widowControl/>
       </w:pPr>
       <w:r>
-        <w:rPr>
-          <w:rFonts w:ascii="Calibri" w:hAnsi="Calibri" w:eastAsia="Calibri"/>
-          <w:b/>
-          <w:i w:val="0"/>
-          <w:color w:val="004E8C"/>
-          <w:sz w:val="28"/>
-        </w:rPr>
-        <w:t>Бул эмне</w:t>
+        <w:t>Бул эмне?</w:t>
       </w:r>
     </w:p>
     <w:p>
       <w:pPr>
-        <w:spacing w:after="160" w:line="276" w:lineRule="auto"/>
+        <w:widowControl/>
       </w:pPr>
       <w:r>
-        <w:rPr>
-          <w:rFonts w:ascii="Calibri" w:hAnsi="Calibri" w:eastAsia="Calibri"/>
-          <w:b w:val="0"/>
-          <w:i w:val="0"/>
-          <w:sz w:val="22"/>
-        </w:rPr>
-        <w:t>Электр жарыгы — электр энергиясын иштөөгө жана жашоого жарактуу көрүнүүчү нурга айланткан бардык тутумдардын жалпы аталышы. Жаа лампасында эки электроддун ортосунда өтө жарык электр жаасы күйөт; кызытма лампада айнек колбанын ичиндеги жипче ысып, нур чачат. Кийинки флуоресценттик жана LED лампалар башка физикалык жол менен ошол эле максатка жетет — керек учурда жарык берет. Бул ойлоп табуу лампанын өзү менен эле чектелбейт: генератор, зым, эсептегич жана өчүргүчтөн турган тармак да керек. Жөнөкөй айтканда, ал ачык от жакпай эле түндү ишке жарактуу кылган.</w:t>
+        <w:t>Электр жарыктандыруу электр энергиясын жашоо жана иш үчүн көрүнүүчү жарыкка айландырган системаларды камтыйт. Жаа лампасында электроддордун ортосунда күчтүү жарык чыгаруучу разряд болот; ысытуу лампасында айнектин ичиндеги жипче ысып жаркырайт. Кийинки люминесценттик жана жарык чыгаруучу диод — LED — лампалар ошол эле максатка башка физикалык жолдор менен жетет. Ойлоп табуу лампа менен гана чектелбейт: генератор, зым, эсептегич жана өчүргүчтөрдүн тармагы да керек. Бул ачык отсуз түндө иштөөгө шарт түзүү дегенди билдирет.</w:t>
       </w:r>
     </w:p>
     <w:p>
       <w:pPr>
-        <w:keepNext/>
-        <w:spacing w:before="240" w:after="120"/>
+        <w:pStyle w:val="Heading1"/>
+        <w:widowControl/>
       </w:pPr>
       <w:r>
-        <w:rPr>
-          <w:rFonts w:ascii="Calibri" w:hAnsi="Calibri" w:eastAsia="Calibri"/>
-          <w:b/>
-          <w:i w:val="0"/>
-          <w:color w:val="004E8C"/>
-          <w:sz w:val="28"/>
-        </w:rPr>
-        <w:t>Аны ким ачкан же ойлоп тапкан</w:t>
+        <w:t xml:space="preserve">Ким ойлоп тапкан</w:t>
       </w:r>
     </w:p>
     <w:p>
       <w:pPr>
-        <w:spacing w:after="160" w:line="276" w:lineRule="auto"/>
+        <w:widowControl/>
       </w:pPr>
       <w:r>
-        <w:rPr>
-          <w:rFonts w:ascii="Calibri" w:hAnsi="Calibri" w:eastAsia="Calibri"/>
-          <w:b w:val="0"/>
-          <w:i w:val="0"/>
-          <w:sz w:val="22"/>
-        </w:rPr>
-        <w:t>Хэмфри Дэви XIX кылымдын башында кубаттуу электр жаасын көрсөткөн. Андан кийин ондогон жыл бою ойлоп табуучулар бөлмөдө узак күйө турган лампа жасоого аракеттенишкен. Британиядагы Жозеф Суон менен АКШдагы Томас Эдисон бири-бирине жакын жылдары көмүр жипчелүү лампаларды жана аларды иштеткен тутумдарды рынокко чыгарышкан. Генератор жасоочулар, айнек үйлөөчүлөр жана шаардык инженерлер да бул ишке чоң салым кошкон. Вольфрам жипчеси менен газ толтурулган колба да кийинки жамааттык жетишкендиктер болгон. Эл көбүнчө Эдисонду гана эстейт, бирок тарыхта бул көп катышуучусу бар атаандаштык болгон.</w:t>
+        <w:t>Хэмфри Дэви XIX кылымдын башында күчтүү электр жааларын көрсөткөн. Андан кийин ондогон жылдар бою көп ойлоп табуучулар үйгө жарамдуу, узак иштеген лампа издеген. Британиядагы Жозеф Суон менен АКШдагы Томас Эдисон жакын мезгилдерде көмүртек жипчелүү коммерциялык лампаларды жана аларга керектүү системаларды чыгарган. Динамо куруучулар, айнек үйлөөчүлөр жана шаар инженерлери да салым кошкон. Кийинки вольфрам жипчелери менен газ толтурулган лампалар дагы биргелешкен жетишкендик болгон. Элдин эсинде Эдисон калганы менен лабораториялык тарых көп катышуучулуу жарышты көрсөтөт.</w:t>
       </w:r>
     </w:p>
     <w:p>
       <w:pPr>
-        <w:keepNext/>
-        <w:spacing w:before="240" w:after="120"/>
+        <w:pStyle w:val="Heading1"/>
+        <w:widowControl/>
       </w:pPr>
       <w:r>
-        <w:rPr>
-          <w:rFonts w:ascii="Calibri" w:hAnsi="Calibri" w:eastAsia="Calibri"/>
-          <w:b/>
-          <w:i w:val="0"/>
-          <w:color w:val="004E8C"/>
-          <w:sz w:val="28"/>
-        </w:rPr>
-        <w:t>Качан жана кантип пайда болгон</w:t>
+        <w:t>Качан жана кантип пайда болгон?</w:t>
       </w:r>
     </w:p>
     <w:p>
       <w:pPr>
-        <w:spacing w:after="160" w:line="276" w:lineRule="auto"/>
+        <w:widowControl/>
       </w:pPr>
       <w:r>
-        <w:rPr>
-          <w:rFonts w:ascii="Calibri" w:hAnsi="Calibri" w:eastAsia="Calibri"/>
-          <w:b w:val="0"/>
-          <w:i w:val="0"/>
-          <w:sz w:val="22"/>
-        </w:rPr>
-        <w:t>XIX кылымдын ортосунан аягына чейин көчө жана чоң залдарда жаа лампалары пайда болгон. 1879–1882-жылдар ченинде Суон менен Эдисондун лампалары электр станциялары менен бирге үй жарыгын коммерциялык кызматка айланткан. Шаар райондоруна зым тартылып, фабрикалар түтүн чыгарган газ чырактарын алмаштырган. Туруктуу жана өзгөрмө ток тутумдарынын атаандаштыгы электрди канчалык алыска жеткирүүгө болорун аныктаган. XX кылымдын башында өнөр жайлуу өлкөлөрдүн көп шаарларында электр жарыгы кадимки турмуштун бөлүгүнө айланган.</w:t>
+        <w:t>XIX кылымдын ортосунан аягына чейин көчөлөрдө жана залдарда жаа жарыгы пайда болгон. Болжол менен 1879–1882-жылдары Суон менен Эдисондун лампалары электр станциялары менен бирге үй ичин жарыктандырууну бизнеске айландырган. Шаарлар аймактарга зым тарткан; фабрикалар түтүндүү газ чырактарын алмаштырган. Туруктуу ток — DC — жана өзгөрмө ток — AC — системаларынын атаандашуусу электрди канчалык алыс жеткирүүгө болорун аныктаган. XX кылымдын башында өнөр жай өлкөлөрүнүн көп шаардык үйүндө электр жарыгы кадимки көрүнүш болгон.</w:t>
       </w:r>
     </w:p>
     <w:p>
       <w:pPr>
-        <w:keepNext/>
-        <w:spacing w:before="240" w:after="120"/>
+        <w:pStyle w:val="Heading1"/>
+        <w:widowControl/>
       </w:pPr>
       <w:r>
-        <w:rPr>
-          <w:rFonts w:ascii="Calibri" w:hAnsi="Calibri" w:eastAsia="Calibri"/>
-          <w:b/>
-          <w:i w:val="0"/>
-          <w:color w:val="004E8C"/>
-          <w:sz w:val="28"/>
-        </w:rPr>
-        <w:t>Илимий жактан мааниси</w:t>
+        <w:t>Илим үчүн мааниси</w:t>
       </w:r>
     </w:p>
     <w:p>
       <w:pPr>
-        <w:spacing w:after="160" w:line="276" w:lineRule="auto"/>
+        <w:widowControl/>
       </w:pPr>
       <w:r>
-        <w:rPr>
-          <w:rFonts w:ascii="Calibri" w:hAnsi="Calibri" w:eastAsia="Calibri"/>
-          <w:b w:val="0"/>
-          <w:i w:val="0"/>
-          <w:sz w:val="22"/>
-        </w:rPr>
-        <w:t>Электр жарыгы жипче үчүн жаңы материалдарды, вакуум техникасын жана натыйжалуу генераторлорду өнүктүргөн. Жарык күчүн жана электр бирдиктерин өлчөө күнүмдүк инженердик ишке айланган. Жипченин эмне үчүн үзүлөрүн изилдөө кычкылдануу, буулануу жана жылуулук нурлануусу жөнүндөгү билимди тереңдеткен. Көчөдө зым тармагын курууга каражат табыш үчүн алгачкы ири керектөөчү көбүнчө жарыктандыруу болгон — жаңы жолдун чыгымын төлөгөн биринчи кардар сыяктуу. Башкарылуучу жасалма күндүзгү жарык тиричилик ыңгайлуулугу гана эмес, илимий тажрыйбанын да куралы болгон.</w:t>
+        <w:t>Электр жарыгы жипче материалдарын, вакуум технологиясын жана натыйжалуу генераторлорду өнүктүргөн. Жарыкты жана электр чоңдуктарын өлчөө күнүмдүк инженердик ишке айланган. Жипче эмне үчүн күйүп кетерин изилдөө кычкылданууну, бууланууну жана жылуулук нурлануусун түшүндүргөн. Жарыктандыруу көп учурда көчөгө зым тартууну актай турган алгачкы керектөөчү болгон — жаңы жолдун курулушун актаган биринчи кардар сыяктуу. Башкарылуучу жасалма жарык ыңгайлуулук да, тажрыйба куралы да болгон.</w:t>
       </w:r>
     </w:p>
     <w:p>
       <w:pPr>
-        <w:keepNext/>
-        <w:spacing w:before="240" w:after="120"/>
+        <w:pStyle w:val="Heading1"/>
+        <w:widowControl/>
       </w:pPr>
       <w:r>
-        <w:rPr>
-          <w:rFonts w:ascii="Calibri" w:hAnsi="Calibri" w:eastAsia="Calibri"/>
-          <w:b/>
-          <w:i w:val="0"/>
-          <w:color w:val="004E8C"/>
-          <w:sz w:val="28"/>
-        </w:rPr>
-        <w:t>Кийинки өнүгүүлөргө тийгизген таасири</w:t>
+        <w:t>Кийинки өнүгүүгө тийгизген таасири</w:t>
       </w:r>
     </w:p>
     <w:p>
       <w:pPr>
-        <w:spacing w:after="160" w:line="276" w:lineRule="auto"/>
+        <w:widowControl/>
       </w:pPr>
       <w:r>
-        <w:rPr>
-          <w:rFonts w:ascii="Calibri" w:hAnsi="Calibri" w:eastAsia="Calibri"/>
-          <w:b w:val="0"/>
-          <w:i w:val="0"/>
-          <w:sz w:val="22"/>
-        </w:rPr>
-        <w:t>Электр жарыгы фабриканын күнү-түнү нөөмөт менен иштешине жана 24 сааттык шаар маданиятына жол ачкан. Кинотеатр, жарнак такталары жана прожектор алдында спорт өткөрүү арзан, күчтүү жарыктын аркасында өскөн. Лампага болгон суроо-талап электр станцияларына инвестиция тарткан, кийин ошол тармак үй шаймандары менен өнөр жайды да кубаттаган. Ыкчам лампалар жана LED технологиясы энергия керектөөнү азайтты, бирок күндүн нуруна көз каранды болбой иштөө адаты сакталып калды.</w:t>
+        <w:t>Жарык түндөр фабрикалардын тынымсыз нөөмөтүнө жана сутка бою жашаган шаар маданиятына шарт түзгөн. Кино, жарнама белгилери жана прожектор астындагы спорт арзан жарыктан өскөн. Жарыкка суроо-талап станцияларга инвестиция тарткан; кийин алар тиричилик техникасы менен өнөр жайга кызмат кылган. Чакан лампалар жана LED кийин энергияны үнөмдөгөн, бирок адамдын ишин күн жарыгынан ажыраткан коомдук тартип сакталган.</w:t>
       </w:r>
     </w:p>
     <w:p>
       <w:pPr>
-        <w:keepNext/>
-        <w:spacing w:before="240" w:after="120"/>
+        <w:pStyle w:val="Heading1"/>
+        <w:widowControl/>
       </w:pPr>
       <w:r>
-        <w:rPr>
-          <w:rFonts w:ascii="Calibri" w:hAnsi="Calibri" w:eastAsia="Calibri"/>
-          <w:b/>
-          <w:i w:val="0"/>
-          <w:color w:val="004E8C"/>
-          <w:sz w:val="28"/>
-        </w:rPr>
-        <w:t>Адамдардын жашоосун кантип өзгөрткөн</w:t>
+        <w:t>Адамдардын жашоосун кантип өзгөрткөн?</w:t>
       </w:r>
     </w:p>
     <w:p>
       <w:pPr>
-        <w:spacing w:after="160" w:line="276" w:lineRule="auto"/>
+        <w:widowControl/>
       </w:pPr>
       <w:r>
-        <w:rPr>
-          <w:rFonts w:ascii="Calibri" w:hAnsi="Calibri" w:eastAsia="Calibri"/>
-          <w:b w:val="0"/>
-          <w:i w:val="0"/>
-          <w:sz w:val="22"/>
-        </w:rPr>
-        <w:t>Караңгыда китеп окуу, тигүү жана сабак даярдоо шам же газ чырагына караганда коопсуз жана таза болгон. Көчөдө жүрүү жеңилдеп, түнкү көңүл ачуу менен нөөмөттүү жумуш адамдардын ойгоо жүргөн убакытты узарткан. Ошол эле учурда көз уялткан жарык, түнкү асмандын булганышы жана сапатсыз электр зымынан чыккан өрт сыяктуу жаңы маселелер пайда болгон. Ошентсе да, көпчүлүк үчүн электр жарыгы кечки убакытты караңгылыктан кайтарып алгандай сезилген.</w:t>
+        <w:t>Караңгыдан кийин окуу, тигүү жана сабак даярдоо шамга же газга караганда коопсуз жана таза болгон. Көчөлөрдө жол табуу жеңилдеген; түнкү жашоо менен нөөмөт уйку тартибин өзгөрткөн. Электр жарыгы көз уялтуу, жарык менен булгануу жана зымдардан өрт чыгуу коркунучун да алып келген. Ошентсе да көп адам үчүн бул кечки убакытты караңгылыктан кайра алуудай сезилген.</w:t>
       </w:r>
     </w:p>
     <w:p>
       <w:pPr>
-        <w:keepNext/>
-        <w:spacing w:before="240" w:after="120"/>
+        <w:pStyle w:val="Heading1"/>
+        <w:widowControl/>
       </w:pPr>
       <w:r>
-        <w:rPr>
-          <w:rFonts w:ascii="Calibri" w:hAnsi="Calibri" w:eastAsia="Calibri"/>
-          <w:b/>
-          <w:i w:val="0"/>
-          <w:color w:val="004E8C"/>
-          <w:sz w:val="28"/>
-        </w:rPr>
-        <w:t>Булактар жана шилтемелер</w:t>
+        <w:t>Булактар жана кошумча окуу</w:t>
       </w:r>
     </w:p>
     <w:p>
       <w:pPr>
-        <w:keepNext/>
-        <w:spacing w:before="240" w:after="120"/>
+        <w:pStyle w:val="Heading2"/>
+        <w:widowControl/>
       </w:pPr>
       <w:r>
         <w:rPr>
-          <w:rFonts w:ascii="Calibri" w:hAnsi="Calibri" w:eastAsia="Calibri"/>
-          <w:b/>
-          <w:i w:val="0"/>
-          <w:color w:val="004E8C"/>
-          <w:sz w:val="24"/>
+          <w:sz w:val="20"/>
         </w:rPr>
-        <w:t>A. Китептер жана негизги илимий эмгектер</w:t>
+        <w:t>Китептер жана негизги илимий эмгектер</w:t>
       </w:r>
     </w:p>
     <w:p>
       <w:pPr>
-        <w:spacing w:after="80"/>
-        <w:ind w:left="360"/>
+        <w:widowControl/>
       </w:pPr>
       <w:r>
         <w:rPr>
-          <w:rFonts w:ascii="Calibri" w:hAnsi="Calibri" w:eastAsia="Calibri"/>
-          <w:b w:val="0"/>
-          <w:i w:val="0"/>
-          <w:sz w:val="22"/>
+          <w:sz w:val="20"/>
         </w:rPr>
         <w:t>1. Freeberg, Ernest. The Age of Edison: Electric Light and the Invention of Modern America. New York: Penguin Press, 2013.</w:t>
       </w:r>
     </w:p>
     <w:p>
       <w:pPr>
-        <w:keepNext/>
-        <w:spacing w:before="240" w:after="120"/>
+        <w:pStyle w:val="Heading2"/>
+        <w:widowControl/>
       </w:pPr>
       <w:r>
         <w:rPr>
-          <w:rFonts w:ascii="Calibri" w:hAnsi="Calibri" w:eastAsia="Calibri"/>
-          <w:b/>
-          <w:i w:val="0"/>
-          <w:color w:val="004E8C"/>
-          <w:sz w:val="24"/>
+          <w:sz w:val="20"/>
         </w:rPr>
-        <w:t>C. Мекемелердин материалдары жана энциклопедиялык булактар</w:t>
+        <w:t>Уюмдардын жана энциклопедиялардын материалдары</w:t>
       </w:r>
     </w:p>
     <w:p>
       <w:pPr>
-        <w:spacing w:after="80"/>
-        <w:ind w:left="360"/>
+        <w:widowControl/>
       </w:pPr>
       <w:r>
         <w:rPr>
-          <w:rFonts w:ascii="Calibri" w:hAnsi="Calibri" w:eastAsia="Calibri"/>
-          <w:b w:val="0"/>
-          <w:i w:val="0"/>
-          <w:sz w:val="22"/>
+          <w:sz w:val="20"/>
         </w:rPr>
-        <w:t>1. Encyclopaedia Britannica. “Electric lamp” (“Электр лампасы”).</w:t>
-      </w:r>
-      <w:r>
-        <w:rPr>
-          <w:rFonts w:ascii="Calibri" w:hAnsi="Calibri" w:eastAsia="Calibri"/>
-          <w:b w:val="0"/>
-          <w:i w:val="0"/>
-          <w:sz w:val="22"/>
-        </w:rPr>
-        <w:t xml:space="preserve"> </w:t>
+        <w:t xml:space="preserve">1. Encyclopaedia Britannica. 'Electric lamp.' </w:t>
       </w:r>
       <w:hyperlink r:id="rId9">
         <w:r>
           <w:rPr>
-            <w:rFonts w:ascii="Calibri" w:hAnsi="Calibri" w:eastAsia="Calibri"/>
-            <w:b w:val="0"/>
-            <w:i w:val="0"/>
-            <w:sz w:val="22"/>
-            <w:color w:val="0563C1"/>
-            <w:u w:val="single"/>
+            <w:sz w:val="20"/>
           </w:rPr>
           <w:t>https://www.britannica.com/technology/electric-lamp</w:t>
         </w:r>
       </w:hyperlink>
+      <w:r>
+        <w:rPr>
+          <w:sz w:val="20"/>
+        </w:rPr>
+      </w:r>
     </w:p>
     <w:p>
       <w:pPr>
-        <w:spacing w:after="80"/>
-        <w:ind w:left="360"/>
+        <w:widowControl/>
       </w:pPr>
       <w:r>
         <w:rPr>
-          <w:rFonts w:ascii="Calibri" w:hAnsi="Calibri" w:eastAsia="Calibri"/>
-          <w:b w:val="0"/>
-          <w:i w:val="0"/>
-          <w:sz w:val="22"/>
+          <w:sz w:val="20"/>
         </w:rPr>
-        <w:t>2. Encyclopaedia Britannica. “Thomas Edison” (“Томас Эдисон”).</w:t>
-      </w:r>
-      <w:r>
-        <w:rPr>
-          <w:rFonts w:ascii="Calibri" w:hAnsi="Calibri" w:eastAsia="Calibri"/>
-          <w:b w:val="0"/>
-          <w:i w:val="0"/>
-          <w:sz w:val="22"/>
-        </w:rPr>
-        <w:t xml:space="preserve"> </w:t>
+        <w:t xml:space="preserve">2. Encyclopaedia Britannica. 'Thomas Edison.' </w:t>
       </w:r>
       <w:hyperlink r:id="rId10">
         <w:r>
           <w:rPr>
-            <w:rFonts w:ascii="Calibri" w:hAnsi="Calibri" w:eastAsia="Calibri"/>
-            <w:b w:val="0"/>
-            <w:i w:val="0"/>
-            <w:sz w:val="22"/>
-            <w:color w:val="0563C1"/>
-            <w:u w:val="single"/>
+            <w:sz w:val="20"/>
           </w:rPr>
           <w:t>https://www.britannica.com/biography/Thomas-Edison</w:t>
         </w:r>
       </w:hyperlink>
-    </w:p>
-    <w:p>
-      <w:pPr>
-        <w:keepNext/>
-        <w:spacing w:before="240" w:after="120"/>
-      </w:pPr>
       <w:r>
         <w:rPr>
-          <w:rFonts w:ascii="Calibri" w:hAnsi="Calibri" w:eastAsia="Calibri"/>
-          <w:b/>
-          <w:i w:val="0"/>
-          <w:color w:val="004E8C"/>
-          <w:sz w:val="24"/>
+          <w:sz w:val="20"/>
         </w:rPr>
-        <w:t>D. Музейлердин, архивдердин жана китепканалардын материалдары</w:t>
       </w:r>
     </w:p>
     <w:p>
       <w:pPr>
-        <w:spacing w:after="80"/>
-        <w:ind w:left="360"/>
+        <w:pStyle w:val="Heading2"/>
+        <w:widowControl/>
       </w:pPr>
       <w:r>
         <w:rPr>
-          <w:rFonts w:ascii="Calibri" w:hAnsi="Calibri" w:eastAsia="Calibri"/>
-          <w:b w:val="0"/>
-          <w:i w:val="0"/>
-          <w:sz w:val="22"/>
+          <w:sz w:val="20"/>
         </w:rPr>
-        <w:t>1. Science Museum (London). Электр жарыгына байланыштуу буюмдар жана баяндар.</w:t>
+        <w:t>Музейлердин, архивдердин жана китепканалардын материалдары</w:t>
       </w:r>
+    </w:p>
+    <w:p>
+      <w:pPr>
+        <w:widowControl/>
+      </w:pPr>
       <w:r>
         <w:rPr>
-          <w:rFonts w:ascii="Calibri" w:hAnsi="Calibri" w:eastAsia="Calibri"/>
-          <w:b w:val="0"/>
-          <w:i w:val="0"/>
-          <w:sz w:val="22"/>
+          <w:sz w:val="20"/>
         </w:rPr>
-        <w:t xml:space="preserve"> </w:t>
+        <w:t xml:space="preserve">1. Science Museum (London). Electric lighting objects and stories. </w:t>
       </w:r>
       <w:hyperlink r:id="rId11">
         <w:r>
           <w:rPr>
-            <w:rFonts w:ascii="Calibri" w:hAnsi="Calibri" w:eastAsia="Calibri"/>
-            <w:b w:val="0"/>
-            <w:i w:val="0"/>
-            <w:sz w:val="22"/>
-            <w:color w:val="0563C1"/>
-            <w:u w:val="single"/>
+            <w:sz w:val="20"/>
           </w:rPr>
           <w:t>https://www.sciencemuseum.org.uk/objects-and-stories</w:t>
         </w:r>
       </w:hyperlink>
-    </w:p>
-    <w:p>
-      <w:pPr>
-        <w:keepNext/>
-        <w:spacing w:before="240" w:after="120"/>
-      </w:pPr>
       <w:r>
         <w:rPr>
-          <w:rFonts w:ascii="Calibri" w:hAnsi="Calibri" w:eastAsia="Calibri"/>
-          <w:b/>
-          <w:i w:val="0"/>
-          <w:color w:val="004E8C"/>
-          <w:sz w:val="24"/>
+          <w:sz w:val="20"/>
         </w:rPr>
-        <w:t>J. Басма сөз, илимий-популярдуу жана жалпы маалымат булактары</w:t>
       </w:r>
     </w:p>
     <w:p>
       <w:pPr>
-        <w:spacing w:after="80"/>
-        <w:ind w:left="360"/>
+        <w:pStyle w:val="Heading2"/>
+        <w:widowControl/>
       </w:pPr>
       <w:r>
         <w:rPr>
-          <w:rFonts w:ascii="Calibri" w:hAnsi="Calibri" w:eastAsia="Calibri"/>
-          <w:b w:val="0"/>
-          <w:i w:val="0"/>
-          <w:sz w:val="22"/>
+          <w:sz w:val="20"/>
         </w:rPr>
-        <w:t>1. Smithsonian Magazine. “The History of the Light Bulb”.</w:t>
+        <w:t>Басма сөз, илимий-популярдуу жана маалымдама материалдар</w:t>
       </w:r>
+    </w:p>
+    <w:p>
+      <w:pPr>
+        <w:widowControl/>
+      </w:pPr>
       <w:r>
         <w:rPr>
-          <w:rFonts w:ascii="Calibri" w:hAnsi="Calibri" w:eastAsia="Calibri"/>
-          <w:b w:val="0"/>
-          <w:i w:val="0"/>
-          <w:sz w:val="22"/>
+          <w:sz w:val="20"/>
         </w:rPr>
-        <w:t xml:space="preserve"> </w:t>
+        <w:t xml:space="preserve">1. Smithsonian Magazine. 'The History of the Light Bulb.' </w:t>
       </w:r>
       <w:hyperlink r:id="rId12">
         <w:r>
           <w:rPr>
-            <w:rFonts w:ascii="Calibri" w:hAnsi="Calibri" w:eastAsia="Calibri"/>
-            <w:b w:val="0"/>
-            <w:i w:val="0"/>
-            <w:sz w:val="22"/>
-            <w:color w:val="0563C1"/>
-            <w:u w:val="single"/>
+            <w:sz w:val="20"/>
           </w:rPr>
           <w:t>https://www.smithsonianmag.com/innovation/the-history-of-the-light-bulb-180957371/</w:t>
         </w:r>
       </w:hyperlink>
+      <w:r>
+        <w:rPr>
+          <w:sz w:val="20"/>
+        </w:rPr>
+      </w:r>
     </w:p>
     <w:sectPr>
-      <w:pgSz w:w="12240" w:h="15840"/>
-      <w:pgMar w:top="1296" w:right="1440" w:bottom="1296" w:left="1440" w:header="720" w:footer="720" w:gutter="0"/>
+      <w:footerReference w:type="default" r:id="rId13"/>
+      <w:pgSz w:w="11906" w:h="16838"/>
+      <w:pgMar w:top="1020" w:right="1134" w:bottom="1020" w:left="1134" w:header="720" w:footer="720" w:gutter="0"/>
       <w:cols w:space="720"/>
       <w:docGrid w:linePitch="360"/>
     </w:sectPr>
   </w:body>
 </w:document>
+</file>
+
+<file path=word/footer1.xml><?xml version="1.0" encoding="utf-8"?>
+<w:ftr xmlns:m="http://schemas.openxmlformats.org/officeDocument/2006/math" xmlns:mc="http://schemas.openxmlformats.org/markup-compatibility/2006" xmlns:mo="http://schemas.microsoft.com/office/mac/office/2008/main" xmlns:mv="urn:schemas-microsoft-com:mac:vml" xmlns:o="urn:schemas-microsoft-com:office:office" xmlns:r="http://schemas.openxmlformats.org/officeDocument/2006/relationships" xmlns:v="urn:schemas-microsoft-com:vml" xmlns:w10="urn:schemas-microsoft-com:office:word" xmlns:w14="http://schemas.microsoft.com/office/word/2010/wordml" xmlns:w="http://schemas.openxmlformats.org/wordprocessingml/2006/main" xmlns:wne="http://schemas.microsoft.com/office/word/2006/wordml" xmlns:wp14="http://schemas.microsoft.com/office/word/2010/wordprocessingDrawing" xmlns:wp="http://schemas.openxmlformats.org/drawingml/2006/wordprocessingDrawing" xmlns:wpc="http://schemas.microsoft.com/office/word/2010/wordprocessingCanvas" xmlns:wpg="http://schemas.microsoft.com/office/word/2010/wordprocessingGroup" xmlns:wpi="http://schemas.microsoft.com/office/word/2010/wordprocessingInk" xmlns:wps="http://schemas.microsoft.com/office/word/2010/wordprocessingShape" mc:Ignorable="w14 wp14">
+  <w:p>
+    <w:pPr>
+      <w:pStyle w:val="Footer"/>
+      <w:jc w:val="right"/>
+    </w:pPr>
+    <w:fldSimple w:instr="PAGE"/>
+  </w:p>
+</w:ftr>
 </file>
 
 <file path=word/numbering.xml><?xml version="1.0" encoding="utf-8"?>
@@ -788,7 +594,7 @@
   <w:docDefaults>
     <w:rPrDefault>
       <w:rPr>
-        <w:rFonts w:asciiTheme="minorHAnsi" w:eastAsiaTheme="minorEastAsia" w:hAnsiTheme="minorHAnsi" w:cstheme="minorBidi"/>
+        <w:rFonts/>
         <w:sz w:val="22"/>
         <w:szCs w:val="22"/>
         <w:lang w:val="en-US" w:eastAsia="en-US" w:bidi="ar-SA"/>
@@ -943,6 +749,15 @@
     <w:name w:val="Normal"/>
     <w:qFormat/>
     <w:rsid w:val="00FC693F"/>
+    <w:pPr>
+      <w:spacing w:after="120" w:line="259" w:lineRule="auto"/>
+    </w:pPr>
+    <w:rPr>
+      <w:rFonts w:ascii="Times New Roman" w:hAnsi="Times New Roman"/>
+      <w:color w:val="000000"/>
+      <w:sz w:val="24"/>
+      <w:lang w:val="ky-KG"/>
+    </w:rPr>
   </w:style>
   <w:style w:type="paragraph" w:styleId="Header">
     <w:name w:val="header"/>
@@ -999,16 +814,17 @@
     <w:pPr>
       <w:keepNext/>
       <w:keepLines/>
-      <w:spacing w:before="480" w:after="0"/>
+      <w:spacing w:before="480" w:after="120" w:line="259" w:lineRule="auto"/>
       <w:outlineLvl w:val="0"/>
     </w:pPr>
     <w:rPr>
-      <w:rFonts w:asciiTheme="majorHAnsi" w:eastAsiaTheme="majorEastAsia" w:hAnsiTheme="majorHAnsi" w:cstheme="majorBidi"/>
+      <w:rFonts w:ascii="Times New Roman" w:hAnsi="Times New Roman"/>
       <w:b/>
       <w:bCs/>
-      <w:color w:val="365F91" w:themeColor="accent1" w:themeShade="BF"/>
-      <w:sz w:val="28"/>
+      <w:color w:val="000000"/>
+      <w:sz w:val="26"/>
       <w:szCs w:val="28"/>
+      <w:lang w:val="ky-KG"/>
     </w:rPr>
   </w:style>
   <w:style w:type="paragraph" w:styleId="Heading2">
@@ -1023,16 +839,17 @@
     <w:pPr>
       <w:keepNext/>
       <w:keepLines/>
-      <w:spacing w:before="200" w:after="0"/>
+      <w:spacing w:before="200" w:after="120" w:line="259" w:lineRule="auto"/>
       <w:outlineLvl w:val="1"/>
     </w:pPr>
     <w:rPr>
-      <w:rFonts w:asciiTheme="majorHAnsi" w:eastAsiaTheme="majorEastAsia" w:hAnsiTheme="majorHAnsi" w:cstheme="majorBidi"/>
+      <w:rFonts w:ascii="Times New Roman" w:hAnsi="Times New Roman"/>
       <w:b/>
       <w:bCs/>
-      <w:color w:val="4F81BD" w:themeColor="accent1"/>
+      <w:color w:val="000000"/>
       <w:sz w:val="26"/>
       <w:szCs w:val="26"/>
+      <w:lang w:val="ky-KG"/>
     </w:rPr>
   </w:style>
   <w:style w:type="paragraph" w:styleId="Heading3">
@@ -1051,7 +868,7 @@
       <w:outlineLvl w:val="2"/>
     </w:pPr>
     <w:rPr>
-      <w:rFonts w:asciiTheme="majorHAnsi" w:eastAsiaTheme="majorEastAsia" w:hAnsiTheme="majorHAnsi" w:cstheme="majorBidi"/>
+      <w:rFonts/>
       <w:b/>
       <w:bCs/>
       <w:color w:val="4F81BD" w:themeColor="accent1"/>
@@ -1074,7 +891,7 @@
       <w:outlineLvl w:val="3"/>
     </w:pPr>
     <w:rPr>
-      <w:rFonts w:asciiTheme="majorHAnsi" w:eastAsiaTheme="majorEastAsia" w:hAnsiTheme="majorHAnsi" w:cstheme="majorBidi"/>
+      <w:rFonts/>
       <w:b/>
       <w:bCs/>
       <w:i/>
@@ -1099,7 +916,7 @@
       <w:outlineLvl w:val="4"/>
     </w:pPr>
     <w:rPr>
-      <w:rFonts w:asciiTheme="majorHAnsi" w:eastAsiaTheme="majorEastAsia" w:hAnsiTheme="majorHAnsi" w:cstheme="majorBidi"/>
+      <w:rFonts/>
       <w:color w:val="243F60" w:themeColor="accent1" w:themeShade="7F"/>
     </w:rPr>
   </w:style>
@@ -1120,7 +937,7 @@
       <w:outlineLvl w:val="5"/>
     </w:pPr>
     <w:rPr>
-      <w:rFonts w:asciiTheme="majorHAnsi" w:eastAsiaTheme="majorEastAsia" w:hAnsiTheme="majorHAnsi" w:cstheme="majorBidi"/>
+      <w:rFonts/>
       <w:i/>
       <w:iCs/>
       <w:color w:val="243F60" w:themeColor="accent1" w:themeShade="7F"/>
@@ -1143,7 +960,7 @@
       <w:outlineLvl w:val="6"/>
     </w:pPr>
     <w:rPr>
-      <w:rFonts w:asciiTheme="majorHAnsi" w:eastAsiaTheme="majorEastAsia" w:hAnsiTheme="majorHAnsi" w:cstheme="majorBidi"/>
+      <w:rFonts/>
       <w:i/>
       <w:iCs/>
       <w:color w:val="404040" w:themeColor="text1" w:themeTint="BF"/>
@@ -1166,7 +983,7 @@
       <w:outlineLvl w:val="7"/>
     </w:pPr>
     <w:rPr>
-      <w:rFonts w:asciiTheme="majorHAnsi" w:eastAsiaTheme="majorEastAsia" w:hAnsiTheme="majorHAnsi" w:cstheme="majorBidi"/>
+      <w:rFonts/>
       <w:color w:val="4F81BD" w:themeColor="accent1"/>
       <w:sz w:val="20"/>
       <w:szCs w:val="20"/>
@@ -1189,7 +1006,7 @@
       <w:outlineLvl w:val="8"/>
     </w:pPr>
     <w:rPr>
-      <w:rFonts w:asciiTheme="majorHAnsi" w:eastAsiaTheme="majorEastAsia" w:hAnsiTheme="majorHAnsi" w:cstheme="majorBidi"/>
+      <w:rFonts/>
       <w:i/>
       <w:iCs/>
       <w:color w:val="404040" w:themeColor="text1" w:themeTint="BF"/>
@@ -1240,7 +1057,7 @@
     <w:uiPriority w:val="9"/>
     <w:rsid w:val="00FC693F"/>
     <w:rPr>
-      <w:rFonts w:asciiTheme="majorHAnsi" w:eastAsiaTheme="majorEastAsia" w:hAnsiTheme="majorHAnsi" w:cstheme="majorBidi"/>
+      <w:rFonts/>
       <w:b/>
       <w:bCs/>
       <w:color w:val="365F91" w:themeColor="accent1" w:themeShade="BF"/>
@@ -1255,7 +1072,7 @@
     <w:uiPriority w:val="9"/>
     <w:rsid w:val="00FC693F"/>
     <w:rPr>
-      <w:rFonts w:asciiTheme="majorHAnsi" w:eastAsiaTheme="majorEastAsia" w:hAnsiTheme="majorHAnsi" w:cstheme="majorBidi"/>
+      <w:rFonts/>
       <w:b/>
       <w:bCs/>
       <w:color w:val="4F81BD" w:themeColor="accent1"/>
@@ -1270,7 +1087,7 @@
     <w:uiPriority w:val="9"/>
     <w:rsid w:val="00FC693F"/>
     <w:rPr>
-      <w:rFonts w:asciiTheme="majorHAnsi" w:eastAsiaTheme="majorEastAsia" w:hAnsiTheme="majorHAnsi" w:cstheme="majorBidi"/>
+      <w:rFonts/>
       <w:b/>
       <w:bCs/>
       <w:color w:val="4F81BD" w:themeColor="accent1"/>
@@ -1285,19 +1102,17 @@
     <w:qFormat/>
     <w:rsid w:val="00FC693F"/>
     <w:pPr>
-      <w:pBdr>
-        <w:bottom w:val="single" w:sz="8" w:space="4" w:color="4F81BD" w:themeColor="accent1"/>
-      </w:pBdr>
-      <w:spacing w:after="300" w:line="240" w:lineRule="auto"/>
+      <w:spacing w:after="120" w:line="259" w:lineRule="auto"/>
       <w:contextualSpacing/>
     </w:pPr>
     <w:rPr>
-      <w:rFonts w:asciiTheme="majorHAnsi" w:eastAsiaTheme="majorEastAsia" w:hAnsiTheme="majorHAnsi" w:cstheme="majorBidi"/>
-      <w:color w:val="17365D" w:themeColor="text2" w:themeShade="BF"/>
+      <w:rFonts w:ascii="Times New Roman" w:hAnsi="Times New Roman"/>
+      <w:color w:val="000000"/>
       <w:spacing w:val="5"/>
       <w:kern w:val="28"/>
-      <w:sz w:val="52"/>
+      <w:sz w:val="40"/>
       <w:szCs w:val="52"/>
+      <w:lang w:val="ky-KG"/>
     </w:rPr>
   </w:style>
   <w:style w:type="character" w:customStyle="1" w:styleId="TitleChar">
@@ -1307,7 +1122,7 @@
     <w:uiPriority w:val="10"/>
     <w:rsid w:val="00FC693F"/>
     <w:rPr>
-      <w:rFonts w:asciiTheme="majorHAnsi" w:eastAsiaTheme="majorEastAsia" w:hAnsiTheme="majorHAnsi" w:cstheme="majorBidi"/>
+      <w:rFonts/>
       <w:color w:val="17365D" w:themeColor="text2" w:themeShade="BF"/>
       <w:spacing w:val="5"/>
       <w:kern w:val="28"/>
@@ -1329,7 +1144,7 @@
       </w:numPr>
     </w:pPr>
     <w:rPr>
-      <w:rFonts w:asciiTheme="majorHAnsi" w:eastAsiaTheme="majorEastAsia" w:hAnsiTheme="majorHAnsi" w:cstheme="majorBidi"/>
+      <w:rFonts/>
       <w:i/>
       <w:iCs/>
       <w:color w:val="4F81BD" w:themeColor="accent1"/>
@@ -1345,7 +1160,7 @@
     <w:uiPriority w:val="11"/>
     <w:rsid w:val="00FC693F"/>
     <w:rPr>
-      <w:rFonts w:asciiTheme="majorHAnsi" w:eastAsiaTheme="majorEastAsia" w:hAnsiTheme="majorHAnsi" w:cstheme="majorBidi"/>
+      <w:rFonts/>
       <w:i/>
       <w:iCs/>
       <w:color w:val="4F81BD" w:themeColor="accent1"/>
@@ -1470,8 +1285,15 @@
       <w:numPr>
         <w:numId w:val="1"/>
       </w:numPr>
+      <w:spacing w:after="120" w:line="259" w:lineRule="auto"/>
       <w:contextualSpacing/>
     </w:pPr>
+    <w:rPr>
+      <w:rFonts w:ascii="Times New Roman" w:hAnsi="Times New Roman"/>
+      <w:color w:val="000000"/>
+      <w:sz w:val="24"/>
+      <w:lang w:val="ky-KG"/>
+    </w:rPr>
   </w:style>
   <w:style w:type="paragraph" w:styleId="ListBullet2">
     <w:name w:val="List Bullet 2"/>
@@ -1643,7 +1465,7 @@
     <w:semiHidden/>
     <w:rsid w:val="00FC693F"/>
     <w:rPr>
-      <w:rFonts w:asciiTheme="majorHAnsi" w:eastAsiaTheme="majorEastAsia" w:hAnsiTheme="majorHAnsi" w:cstheme="majorBidi"/>
+      <w:rFonts/>
       <w:b/>
       <w:bCs/>
       <w:i/>
@@ -1659,7 +1481,7 @@
     <w:semiHidden/>
     <w:rsid w:val="00FC693F"/>
     <w:rPr>
-      <w:rFonts w:asciiTheme="majorHAnsi" w:eastAsiaTheme="majorEastAsia" w:hAnsiTheme="majorHAnsi" w:cstheme="majorBidi"/>
+      <w:rFonts/>
       <w:color w:val="243F60" w:themeColor="accent1" w:themeShade="7F"/>
     </w:rPr>
   </w:style>
@@ -1671,7 +1493,7 @@
     <w:semiHidden/>
     <w:rsid w:val="00FC693F"/>
     <w:rPr>
-      <w:rFonts w:asciiTheme="majorHAnsi" w:eastAsiaTheme="majorEastAsia" w:hAnsiTheme="majorHAnsi" w:cstheme="majorBidi"/>
+      <w:rFonts/>
       <w:i/>
       <w:iCs/>
       <w:color w:val="243F60" w:themeColor="accent1" w:themeShade="7F"/>
@@ -1685,7 +1507,7 @@
     <w:semiHidden/>
     <w:rsid w:val="00FC693F"/>
     <w:rPr>
-      <w:rFonts w:asciiTheme="majorHAnsi" w:eastAsiaTheme="majorEastAsia" w:hAnsiTheme="majorHAnsi" w:cstheme="majorBidi"/>
+      <w:rFonts/>
       <w:i/>
       <w:iCs/>
       <w:color w:val="404040" w:themeColor="text1" w:themeTint="BF"/>
@@ -1699,7 +1521,7 @@
     <w:semiHidden/>
     <w:rsid w:val="00FC693F"/>
     <w:rPr>
-      <w:rFonts w:asciiTheme="majorHAnsi" w:eastAsiaTheme="majorEastAsia" w:hAnsiTheme="majorHAnsi" w:cstheme="majorBidi"/>
+      <w:rFonts/>
       <w:color w:val="4F81BD" w:themeColor="accent1"/>
       <w:sz w:val="20"/>
       <w:szCs w:val="20"/>
@@ -1713,7 +1535,7 @@
     <w:semiHidden/>
     <w:rsid w:val="00FC693F"/>
     <w:rPr>
-      <w:rFonts w:asciiTheme="majorHAnsi" w:eastAsiaTheme="majorEastAsia" w:hAnsiTheme="majorHAnsi" w:cstheme="majorBidi"/>
+      <w:rFonts/>
       <w:i/>
       <w:iCs/>
       <w:color w:val="404040" w:themeColor="text1" w:themeTint="BF"/>
@@ -1772,9 +1594,6 @@
     <w:qFormat/>
     <w:rsid w:val="00FC693F"/>
     <w:pPr>
-      <w:pBdr>
-        <w:bottom w:val="single" w:sz="4" w:space="4" w:color="4F81BD" w:themeColor="accent1"/>
-      </w:pBdr>
       <w:spacing w:before="200" w:after="280"/>
       <w:ind w:left="936" w:right="936"/>
     </w:pPr>
@@ -3302,7 +3121,7 @@
         <w:spacing w:before="0" w:after="0" w:line="240" w:lineRule="auto"/>
       </w:pPr>
       <w:rPr>
-        <w:rFonts w:asciiTheme="majorHAnsi" w:eastAsiaTheme="majorEastAsia" w:hAnsiTheme="majorHAnsi" w:cstheme="majorBidi"/>
+        <w:rFonts/>
         <w:b/>
         <w:bCs/>
       </w:rPr>
@@ -3323,7 +3142,7 @@
         <w:spacing w:before="0" w:after="0" w:line="240" w:lineRule="auto"/>
       </w:pPr>
       <w:rPr>
-        <w:rFonts w:asciiTheme="majorHAnsi" w:eastAsiaTheme="majorEastAsia" w:hAnsiTheme="majorHAnsi" w:cstheme="majorBidi"/>
+        <w:rFonts/>
         <w:b/>
         <w:bCs/>
       </w:rPr>
@@ -3341,14 +3160,14 @@
     </w:tblStylePr>
     <w:tblStylePr w:type="firstCol">
       <w:rPr>
-        <w:rFonts w:asciiTheme="majorHAnsi" w:eastAsiaTheme="majorEastAsia" w:hAnsiTheme="majorHAnsi" w:cstheme="majorBidi"/>
+        <w:rFonts/>
         <w:b/>
         <w:bCs/>
       </w:rPr>
     </w:tblStylePr>
     <w:tblStylePr w:type="lastCol">
       <w:rPr>
-        <w:rFonts w:asciiTheme="majorHAnsi" w:eastAsiaTheme="majorEastAsia" w:hAnsiTheme="majorHAnsi" w:cstheme="majorBidi"/>
+        <w:rFonts/>
         <w:b/>
         <w:bCs/>
       </w:rPr>
@@ -3432,7 +3251,7 @@
         <w:spacing w:before="0" w:after="0" w:line="240" w:lineRule="auto"/>
       </w:pPr>
       <w:rPr>
-        <w:rFonts w:asciiTheme="majorHAnsi" w:eastAsiaTheme="majorEastAsia" w:hAnsiTheme="majorHAnsi" w:cstheme="majorBidi"/>
+        <w:rFonts/>
         <w:b/>
         <w:bCs/>
       </w:rPr>
@@ -3453,7 +3272,7 @@
         <w:spacing w:before="0" w:after="0" w:line="240" w:lineRule="auto"/>
       </w:pPr>
       <w:rPr>
-        <w:rFonts w:asciiTheme="majorHAnsi" w:eastAsiaTheme="majorEastAsia" w:hAnsiTheme="majorHAnsi" w:cstheme="majorBidi"/>
+        <w:rFonts/>
         <w:b/>
         <w:bCs/>
       </w:rPr>
@@ -3471,14 +3290,14 @@
     </w:tblStylePr>
     <w:tblStylePr w:type="firstCol">
       <w:rPr>
-        <w:rFonts w:asciiTheme="majorHAnsi" w:eastAsiaTheme="majorEastAsia" w:hAnsiTheme="majorHAnsi" w:cstheme="majorBidi"/>
+        <w:rFonts/>
         <w:b/>
         <w:bCs/>
       </w:rPr>
     </w:tblStylePr>
     <w:tblStylePr w:type="lastCol">
       <w:rPr>
-        <w:rFonts w:asciiTheme="majorHAnsi" w:eastAsiaTheme="majorEastAsia" w:hAnsiTheme="majorHAnsi" w:cstheme="majorBidi"/>
+        <w:rFonts/>
         <w:b/>
         <w:bCs/>
       </w:rPr>
@@ -3562,7 +3381,7 @@
         <w:spacing w:before="0" w:after="0" w:line="240" w:lineRule="auto"/>
       </w:pPr>
       <w:rPr>
-        <w:rFonts w:asciiTheme="majorHAnsi" w:eastAsiaTheme="majorEastAsia" w:hAnsiTheme="majorHAnsi" w:cstheme="majorBidi"/>
+        <w:rFonts/>
         <w:b/>
         <w:bCs/>
       </w:rPr>
@@ -3583,7 +3402,7 @@
         <w:spacing w:before="0" w:after="0" w:line="240" w:lineRule="auto"/>
       </w:pPr>
       <w:rPr>
-        <w:rFonts w:asciiTheme="majorHAnsi" w:eastAsiaTheme="majorEastAsia" w:hAnsiTheme="majorHAnsi" w:cstheme="majorBidi"/>
+        <w:rFonts/>
         <w:b/>
         <w:bCs/>
       </w:rPr>
@@ -3601,14 +3420,14 @@
     </w:tblStylePr>
     <w:tblStylePr w:type="firstCol">
       <w:rPr>
-        <w:rFonts w:asciiTheme="majorHAnsi" w:eastAsiaTheme="majorEastAsia" w:hAnsiTheme="majorHAnsi" w:cstheme="majorBidi"/>
+        <w:rFonts/>
         <w:b/>
         <w:bCs/>
       </w:rPr>
     </w:tblStylePr>
     <w:tblStylePr w:type="lastCol">
       <w:rPr>
-        <w:rFonts w:asciiTheme="majorHAnsi" w:eastAsiaTheme="majorEastAsia" w:hAnsiTheme="majorHAnsi" w:cstheme="majorBidi"/>
+        <w:rFonts/>
         <w:b/>
         <w:bCs/>
       </w:rPr>
@@ -3692,7 +3511,7 @@
         <w:spacing w:before="0" w:after="0" w:line="240" w:lineRule="auto"/>
       </w:pPr>
       <w:rPr>
-        <w:rFonts w:asciiTheme="majorHAnsi" w:eastAsiaTheme="majorEastAsia" w:hAnsiTheme="majorHAnsi" w:cstheme="majorBidi"/>
+        <w:rFonts/>
         <w:b/>
         <w:bCs/>
       </w:rPr>
@@ -3713,7 +3532,7 @@
         <w:spacing w:before="0" w:after="0" w:line="240" w:lineRule="auto"/>
       </w:pPr>
       <w:rPr>
-        <w:rFonts w:asciiTheme="majorHAnsi" w:eastAsiaTheme="majorEastAsia" w:hAnsiTheme="majorHAnsi" w:cstheme="majorBidi"/>
+        <w:rFonts/>
         <w:b/>
         <w:bCs/>
       </w:rPr>
@@ -3731,14 +3550,14 @@
     </w:tblStylePr>
     <w:tblStylePr w:type="firstCol">
       <w:rPr>
-        <w:rFonts w:asciiTheme="majorHAnsi" w:eastAsiaTheme="majorEastAsia" w:hAnsiTheme="majorHAnsi" w:cstheme="majorBidi"/>
+        <w:rFonts/>
         <w:b/>
         <w:bCs/>
       </w:rPr>
     </w:tblStylePr>
     <w:tblStylePr w:type="lastCol">
       <w:rPr>
-        <w:rFonts w:asciiTheme="majorHAnsi" w:eastAsiaTheme="majorEastAsia" w:hAnsiTheme="majorHAnsi" w:cstheme="majorBidi"/>
+        <w:rFonts/>
         <w:b/>
         <w:bCs/>
       </w:rPr>
@@ -3822,7 +3641,7 @@
         <w:spacing w:before="0" w:after="0" w:line="240" w:lineRule="auto"/>
       </w:pPr>
       <w:rPr>
-        <w:rFonts w:asciiTheme="majorHAnsi" w:eastAsiaTheme="majorEastAsia" w:hAnsiTheme="majorHAnsi" w:cstheme="majorBidi"/>
+        <w:rFonts/>
         <w:b/>
         <w:bCs/>
       </w:rPr>
@@ -3843,7 +3662,7 @@
         <w:spacing w:before="0" w:after="0" w:line="240" w:lineRule="auto"/>
       </w:pPr>
       <w:rPr>
-        <w:rFonts w:asciiTheme="majorHAnsi" w:eastAsiaTheme="majorEastAsia" w:hAnsiTheme="majorHAnsi" w:cstheme="majorBidi"/>
+        <w:rFonts/>
         <w:b/>
         <w:bCs/>
       </w:rPr>
@@ -3861,14 +3680,14 @@
     </w:tblStylePr>
     <w:tblStylePr w:type="firstCol">
       <w:rPr>
-        <w:rFonts w:asciiTheme="majorHAnsi" w:eastAsiaTheme="majorEastAsia" w:hAnsiTheme="majorHAnsi" w:cstheme="majorBidi"/>
+        <w:rFonts/>
         <w:b/>
         <w:bCs/>
       </w:rPr>
     </w:tblStylePr>
     <w:tblStylePr w:type="lastCol">
       <w:rPr>
-        <w:rFonts w:asciiTheme="majorHAnsi" w:eastAsiaTheme="majorEastAsia" w:hAnsiTheme="majorHAnsi" w:cstheme="majorBidi"/>
+        <w:rFonts/>
         <w:b/>
         <w:bCs/>
       </w:rPr>
@@ -3952,7 +3771,7 @@
         <w:spacing w:before="0" w:after="0" w:line="240" w:lineRule="auto"/>
       </w:pPr>
       <w:rPr>
-        <w:rFonts w:asciiTheme="majorHAnsi" w:eastAsiaTheme="majorEastAsia" w:hAnsiTheme="majorHAnsi" w:cstheme="majorBidi"/>
+        <w:rFonts/>
         <w:b/>
         <w:bCs/>
       </w:rPr>
@@ -3973,7 +3792,7 @@
         <w:spacing w:before="0" w:after="0" w:line="240" w:lineRule="auto"/>
       </w:pPr>
       <w:rPr>
-        <w:rFonts w:asciiTheme="majorHAnsi" w:eastAsiaTheme="majorEastAsia" w:hAnsiTheme="majorHAnsi" w:cstheme="majorBidi"/>
+        <w:rFonts/>
         <w:b/>
         <w:bCs/>
       </w:rPr>
@@ -3991,14 +3810,14 @@
     </w:tblStylePr>
     <w:tblStylePr w:type="firstCol">
       <w:rPr>
-        <w:rFonts w:asciiTheme="majorHAnsi" w:eastAsiaTheme="majorEastAsia" w:hAnsiTheme="majorHAnsi" w:cstheme="majorBidi"/>
+        <w:rFonts/>
         <w:b/>
         <w:bCs/>
       </w:rPr>
     </w:tblStylePr>
     <w:tblStylePr w:type="lastCol">
       <w:rPr>
-        <w:rFonts w:asciiTheme="majorHAnsi" w:eastAsiaTheme="majorEastAsia" w:hAnsiTheme="majorHAnsi" w:cstheme="majorBidi"/>
+        <w:rFonts/>
         <w:b/>
         <w:bCs/>
       </w:rPr>
@@ -4082,7 +3901,7 @@
         <w:spacing w:before="0" w:after="0" w:line="240" w:lineRule="auto"/>
       </w:pPr>
       <w:rPr>
-        <w:rFonts w:asciiTheme="majorHAnsi" w:eastAsiaTheme="majorEastAsia" w:hAnsiTheme="majorHAnsi" w:cstheme="majorBidi"/>
+        <w:rFonts/>
         <w:b/>
         <w:bCs/>
       </w:rPr>
@@ -4103,7 +3922,7 @@
         <w:spacing w:before="0" w:after="0" w:line="240" w:lineRule="auto"/>
       </w:pPr>
       <w:rPr>
-        <w:rFonts w:asciiTheme="majorHAnsi" w:eastAsiaTheme="majorEastAsia" w:hAnsiTheme="majorHAnsi" w:cstheme="majorBidi"/>
+        <w:rFonts/>
         <w:b/>
         <w:bCs/>
       </w:rPr>
@@ -4121,14 +3940,14 @@
     </w:tblStylePr>
     <w:tblStylePr w:type="firstCol">
       <w:rPr>
-        <w:rFonts w:asciiTheme="majorHAnsi" w:eastAsiaTheme="majorEastAsia" w:hAnsiTheme="majorHAnsi" w:cstheme="majorBidi"/>
+        <w:rFonts/>
         <w:b/>
         <w:bCs/>
       </w:rPr>
     </w:tblStylePr>
     <w:tblStylePr w:type="lastCol">
       <w:rPr>
-        <w:rFonts w:asciiTheme="majorHAnsi" w:eastAsiaTheme="majorEastAsia" w:hAnsiTheme="majorHAnsi" w:cstheme="majorBidi"/>
+        <w:rFonts/>
         <w:b/>
         <w:bCs/>
       </w:rPr>
@@ -5993,7 +5812,7 @@
     </w:tblPr>
     <w:tblStylePr w:type="firstRow">
       <w:rPr>
-        <w:rFonts w:asciiTheme="majorHAnsi" w:eastAsiaTheme="majorEastAsia" w:hAnsiTheme="majorHAnsi" w:cstheme="majorBidi"/>
+        <w:rFonts/>
       </w:rPr>
       <w:tblPr/>
       <w:tcPr>
@@ -6077,7 +5896,7 @@
     </w:tblPr>
     <w:tblStylePr w:type="firstRow">
       <w:rPr>
-        <w:rFonts w:asciiTheme="majorHAnsi" w:eastAsiaTheme="majorEastAsia" w:hAnsiTheme="majorHAnsi" w:cstheme="majorBidi"/>
+        <w:rFonts/>
       </w:rPr>
       <w:tblPr/>
       <w:tcPr>
@@ -6161,7 +5980,7 @@
     </w:tblPr>
     <w:tblStylePr w:type="firstRow">
       <w:rPr>
-        <w:rFonts w:asciiTheme="majorHAnsi" w:eastAsiaTheme="majorEastAsia" w:hAnsiTheme="majorHAnsi" w:cstheme="majorBidi"/>
+        <w:rFonts/>
       </w:rPr>
       <w:tblPr/>
       <w:tcPr>
@@ -6245,7 +6064,7 @@
     </w:tblPr>
     <w:tblStylePr w:type="firstRow">
       <w:rPr>
-        <w:rFonts w:asciiTheme="majorHAnsi" w:eastAsiaTheme="majorEastAsia" w:hAnsiTheme="majorHAnsi" w:cstheme="majorBidi"/>
+        <w:rFonts/>
       </w:rPr>
       <w:tblPr/>
       <w:tcPr>
@@ -6329,7 +6148,7 @@
     </w:tblPr>
     <w:tblStylePr w:type="firstRow">
       <w:rPr>
-        <w:rFonts w:asciiTheme="majorHAnsi" w:eastAsiaTheme="majorEastAsia" w:hAnsiTheme="majorHAnsi" w:cstheme="majorBidi"/>
+        <w:rFonts/>
       </w:rPr>
       <w:tblPr/>
       <w:tcPr>
@@ -6413,7 +6232,7 @@
     </w:tblPr>
     <w:tblStylePr w:type="firstRow">
       <w:rPr>
-        <w:rFonts w:asciiTheme="majorHAnsi" w:eastAsiaTheme="majorEastAsia" w:hAnsiTheme="majorHAnsi" w:cstheme="majorBidi"/>
+        <w:rFonts/>
       </w:rPr>
       <w:tblPr/>
       <w:tcPr>
@@ -6497,7 +6316,7 @@
     </w:tblPr>
     <w:tblStylePr w:type="firstRow">
       <w:rPr>
-        <w:rFonts w:asciiTheme="majorHAnsi" w:eastAsiaTheme="majorEastAsia" w:hAnsiTheme="majorHAnsi" w:cstheme="majorBidi"/>
+        <w:rFonts/>
       </w:rPr>
       <w:tblPr/>
       <w:tcPr>
@@ -6562,7 +6381,7 @@
       <w:spacing w:after="0" w:line="240" w:lineRule="auto"/>
     </w:pPr>
     <w:rPr>
-      <w:rFonts w:asciiTheme="majorHAnsi" w:eastAsiaTheme="majorEastAsia" w:hAnsiTheme="majorHAnsi" w:cstheme="majorBidi"/>
+      <w:rFonts/>
       <w:color w:val="000000" w:themeColor="text1"/>
     </w:rPr>
     <w:tblPr>
@@ -6690,7 +6509,7 @@
       <w:spacing w:after="0" w:line="240" w:lineRule="auto"/>
     </w:pPr>
     <w:rPr>
-      <w:rFonts w:asciiTheme="majorHAnsi" w:eastAsiaTheme="majorEastAsia" w:hAnsiTheme="majorHAnsi" w:cstheme="majorBidi"/>
+      <w:rFonts/>
       <w:color w:val="000000" w:themeColor="text1"/>
     </w:rPr>
     <w:tblPr>
@@ -6818,7 +6637,7 @@
       <w:spacing w:after="0" w:line="240" w:lineRule="auto"/>
     </w:pPr>
     <w:rPr>
-      <w:rFonts w:asciiTheme="majorHAnsi" w:eastAsiaTheme="majorEastAsia" w:hAnsiTheme="majorHAnsi" w:cstheme="majorBidi"/>
+      <w:rFonts/>
       <w:color w:val="000000" w:themeColor="text1"/>
     </w:rPr>
     <w:tblPr>
@@ -6946,7 +6765,7 @@
       <w:spacing w:after="0" w:line="240" w:lineRule="auto"/>
     </w:pPr>
     <w:rPr>
-      <w:rFonts w:asciiTheme="majorHAnsi" w:eastAsiaTheme="majorEastAsia" w:hAnsiTheme="majorHAnsi" w:cstheme="majorBidi"/>
+      <w:rFonts/>
       <w:color w:val="000000" w:themeColor="text1"/>
     </w:rPr>
     <w:tblPr>
@@ -7074,7 +6893,7 @@
       <w:spacing w:after="0" w:line="240" w:lineRule="auto"/>
     </w:pPr>
     <w:rPr>
-      <w:rFonts w:asciiTheme="majorHAnsi" w:eastAsiaTheme="majorEastAsia" w:hAnsiTheme="majorHAnsi" w:cstheme="majorBidi"/>
+      <w:rFonts/>
       <w:color w:val="000000" w:themeColor="text1"/>
     </w:rPr>
     <w:tblPr>
@@ -7202,7 +7021,7 @@
       <w:spacing w:after="0" w:line="240" w:lineRule="auto"/>
     </w:pPr>
     <w:rPr>
-      <w:rFonts w:asciiTheme="majorHAnsi" w:eastAsiaTheme="majorEastAsia" w:hAnsiTheme="majorHAnsi" w:cstheme="majorBidi"/>
+      <w:rFonts/>
       <w:color w:val="000000" w:themeColor="text1"/>
     </w:rPr>
     <w:tblPr>
@@ -7330,7 +7149,7 @@
       <w:spacing w:after="0" w:line="240" w:lineRule="auto"/>
     </w:pPr>
     <w:rPr>
-      <w:rFonts w:asciiTheme="majorHAnsi" w:eastAsiaTheme="majorEastAsia" w:hAnsiTheme="majorHAnsi" w:cstheme="majorBidi"/>
+      <w:rFonts/>
       <w:color w:val="000000" w:themeColor="text1"/>
     </w:rPr>
     <w:tblPr>
@@ -7969,7 +7788,7 @@
       <w:spacing w:after="0" w:line="240" w:lineRule="auto"/>
     </w:pPr>
     <w:rPr>
-      <w:rFonts w:asciiTheme="majorHAnsi" w:eastAsiaTheme="majorEastAsia" w:hAnsiTheme="majorHAnsi" w:cstheme="majorBidi"/>
+      <w:rFonts/>
       <w:color w:val="000000" w:themeColor="text1"/>
     </w:rPr>
     <w:tblPr>
@@ -8094,7 +7913,7 @@
       <w:spacing w:after="0" w:line="240" w:lineRule="auto"/>
     </w:pPr>
     <w:rPr>
-      <w:rFonts w:asciiTheme="majorHAnsi" w:eastAsiaTheme="majorEastAsia" w:hAnsiTheme="majorHAnsi" w:cstheme="majorBidi"/>
+      <w:rFonts/>
       <w:color w:val="000000" w:themeColor="text1"/>
     </w:rPr>
     <w:tblPr>
@@ -8219,7 +8038,7 @@
       <w:spacing w:after="0" w:line="240" w:lineRule="auto"/>
     </w:pPr>
     <w:rPr>
-      <w:rFonts w:asciiTheme="majorHAnsi" w:eastAsiaTheme="majorEastAsia" w:hAnsiTheme="majorHAnsi" w:cstheme="majorBidi"/>
+      <w:rFonts/>
       <w:color w:val="000000" w:themeColor="text1"/>
     </w:rPr>
     <w:tblPr>
@@ -8344,7 +8163,7 @@
       <w:spacing w:after="0" w:line="240" w:lineRule="auto"/>
     </w:pPr>
     <w:rPr>
-      <w:rFonts w:asciiTheme="majorHAnsi" w:eastAsiaTheme="majorEastAsia" w:hAnsiTheme="majorHAnsi" w:cstheme="majorBidi"/>
+      <w:rFonts/>
       <w:color w:val="000000" w:themeColor="text1"/>
     </w:rPr>
     <w:tblPr>
@@ -8469,7 +8288,7 @@
       <w:spacing w:after="0" w:line="240" w:lineRule="auto"/>
     </w:pPr>
     <w:rPr>
-      <w:rFonts w:asciiTheme="majorHAnsi" w:eastAsiaTheme="majorEastAsia" w:hAnsiTheme="majorHAnsi" w:cstheme="majorBidi"/>
+      <w:rFonts/>
       <w:color w:val="000000" w:themeColor="text1"/>
     </w:rPr>
     <w:tblPr>
@@ -8594,7 +8413,7 @@
       <w:spacing w:after="0" w:line="240" w:lineRule="auto"/>
     </w:pPr>
     <w:rPr>
-      <w:rFonts w:asciiTheme="majorHAnsi" w:eastAsiaTheme="majorEastAsia" w:hAnsiTheme="majorHAnsi" w:cstheme="majorBidi"/>
+      <w:rFonts/>
       <w:color w:val="000000" w:themeColor="text1"/>
     </w:rPr>
     <w:tblPr>
@@ -8719,7 +8538,7 @@
       <w:spacing w:after="0" w:line="240" w:lineRule="auto"/>
     </w:pPr>
     <w:rPr>
-      <w:rFonts w:asciiTheme="majorHAnsi" w:eastAsiaTheme="majorEastAsia" w:hAnsiTheme="majorHAnsi" w:cstheme="majorBidi"/>
+      <w:rFonts/>
       <w:color w:val="000000" w:themeColor="text1"/>
     </w:rPr>
     <w:tblPr>
